--- a/UI_UX/lab3/анализЦелевойАудитории.docx
+++ b/UI_UX/lab3/анализЦелевойАудитории.docx
@@ -1932,6 +1932,7 @@
         <w:rPr>
           <w:b/>
           <w:bCs/>
+          <w:noProof/>
           <w:lang w:val="en-US"/>
         </w:rPr>
         <w:drawing>
@@ -1995,6 +1996,7 @@
       </w:pPr>
       <w:r>
         <w:rPr>
+          <w:noProof/>
           <w:lang w:val="ru-RU"/>
         </w:rPr>
         <w:lastRenderedPageBreak/>
@@ -2057,6 +2059,7 @@
       </w:pPr>
       <w:r>
         <w:rPr>
+          <w:noProof/>
           <w:lang w:val="ru-RU"/>
         </w:rPr>
         <w:lastRenderedPageBreak/>
@@ -2107,9 +2110,27 @@
     <w:p>
       <w:pPr>
         <w:rPr>
-          <w:lang w:val="ru-RU"/>
+          <w:lang w:val="en-US"/>
         </w:rPr>
       </w:pPr>
+    </w:p>
+    <w:p>
+      <w:pPr>
+        <w:rPr>
+          <w:b/>
+          <w:bCs/>
+          <w:lang w:val="en-US"/>
+        </w:rPr>
+      </w:pPr>
+      <w:r>
+        <w:rPr>
+          <w:b/>
+          <w:bCs/>
+          <w:lang w:val="en-US"/>
+        </w:rPr>
+        <w:lastRenderedPageBreak/>
+        <w:t xml:space="preserve">Use case </w:t>
+      </w:r>
     </w:p>
     <w:tbl>
       <w:tblPr>
@@ -2136,7 +2157,6 @@
               <w:rPr>
                 <w:lang w:val="ru-RU"/>
               </w:rPr>
-              <w:lastRenderedPageBreak/>
               <w:t>Параметр</w:t>
             </w:r>
           </w:p>
@@ -2339,15 +2359,11 @@
     <w:p>
       <w:pPr>
         <w:spacing w:after="0"/>
-        <w:rPr>
-          <w:lang w:val="ru-BY"/>
-        </w:rPr>
       </w:pPr>
       <w:r>
         <w:rPr>
           <w:b/>
           <w:bCs/>
-          <w:lang w:val="ru-BY"/>
         </w:rPr>
         <w:t>Базовый сценарий:</w:t>
       </w:r>
@@ -2359,14 +2375,8 @@
           <w:numId w:val="11"/>
         </w:numPr>
         <w:spacing w:after="0"/>
-        <w:rPr>
-          <w:lang w:val="ru-BY"/>
-        </w:rPr>
-      </w:pPr>
-      <w:r>
-        <w:rPr>
-          <w:lang w:val="ru-BY"/>
-        </w:rPr>
+      </w:pPr>
+      <w:r>
         <w:t>Елена открывает мобильное приложение.</w:t>
       </w:r>
     </w:p>
@@ -2377,14 +2387,8 @@
           <w:numId w:val="11"/>
         </w:numPr>
         <w:spacing w:after="0"/>
-        <w:rPr>
-          <w:lang w:val="ru-BY"/>
-        </w:rPr>
-      </w:pPr>
-      <w:r>
-        <w:rPr>
-          <w:lang w:val="ru-BY"/>
-        </w:rPr>
+      </w:pPr>
+      <w:r>
         <w:t>На главном экране отображает виджеты с текущими остатками минут, SMS и гигабайтов.</w:t>
       </w:r>
     </w:p>
@@ -2395,14 +2399,8 @@
           <w:numId w:val="11"/>
         </w:numPr>
         <w:spacing w:after="0"/>
-        <w:rPr>
-          <w:lang w:val="ru-BY"/>
-        </w:rPr>
-      </w:pPr>
-      <w:r>
-        <w:rPr>
-          <w:lang w:val="ru-BY"/>
-        </w:rPr>
+      </w:pPr>
+      <w:r>
         <w:t>Елена нажимает на кнопку «История расходов» (или «Детализация»).</w:t>
       </w:r>
     </w:p>
@@ -2413,14 +2411,8 @@
           <w:numId w:val="11"/>
         </w:numPr>
         <w:spacing w:after="0"/>
-        <w:rPr>
-          <w:lang w:val="ru-BY"/>
-        </w:rPr>
-      </w:pPr>
-      <w:r>
-        <w:rPr>
-          <w:lang w:val="ru-BY"/>
-        </w:rPr>
+      </w:pPr>
+      <w:r>
         <w:t>Приложение загружает список транзакций за текущий месяц.</w:t>
       </w:r>
     </w:p>
@@ -2431,29 +2423,19 @@
           <w:numId w:val="11"/>
         </w:numPr>
         <w:spacing w:after="0"/>
-        <w:rPr>
-          <w:lang w:val="ru-BY"/>
-        </w:rPr>
-      </w:pPr>
-      <w:r>
-        <w:rPr>
-          <w:lang w:val="ru-BY"/>
-        </w:rPr>
+      </w:pPr>
+      <w:r>
         <w:t>Елена просматривает списания абонентской платы и платных услуг, убеждаясь в отсутствии скрытых подписок.</w:t>
       </w:r>
     </w:p>
     <w:p>
       <w:pPr>
         <w:spacing w:after="0"/>
-        <w:rPr>
-          <w:lang w:val="ru-BY"/>
-        </w:rPr>
       </w:pPr>
       <w:r>
         <w:rPr>
           <w:b/>
           <w:bCs/>
-          <w:lang w:val="ru-BY"/>
         </w:rPr>
         <w:t>Альтернативные сценарии:</w:t>
       </w:r>
@@ -2465,14 +2447,8 @@
           <w:numId w:val="12"/>
         </w:numPr>
         <w:spacing w:after="0"/>
-        <w:rPr>
-          <w:lang w:val="ru-BY"/>
-        </w:rPr>
-      </w:pPr>
-      <w:r>
-        <w:rPr>
-          <w:lang w:val="ru-BY"/>
-        </w:rPr>
+      </w:pPr>
+      <w:r>
         <w:t>Елена хочет посмотреть расходы за прошлый месяц: она выбирает другой период в фильтре календаря, и система обновляет список.</w:t>
       </w:r>
     </w:p>
@@ -2483,29 +2459,19 @@
           <w:numId w:val="12"/>
         </w:numPr>
         <w:spacing w:after="0"/>
-        <w:rPr>
-          <w:lang w:val="ru-BY"/>
-        </w:rPr>
-      </w:pPr>
-      <w:r>
-        <w:rPr>
-          <w:lang w:val="ru-BY"/>
-        </w:rPr>
+      </w:pPr>
+      <w:r>
         <w:t>Елена замечает, что интернет заканчивается, и прямо с главного экрана нажимает «Докупить пакет ГБ»</w:t>
       </w:r>
     </w:p>
     <w:p>
       <w:pPr>
         <w:spacing w:after="0"/>
-        <w:rPr>
-          <w:lang w:val="ru-BY"/>
-        </w:rPr>
       </w:pPr>
       <w:r>
         <w:rPr>
           <w:b/>
           <w:bCs/>
-          <w:lang w:val="ru-BY"/>
         </w:rPr>
         <w:t>Исключительные сценарии:</w:t>
       </w:r>
@@ -2517,14 +2483,8 @@
           <w:numId w:val="13"/>
         </w:numPr>
         <w:spacing w:after="0"/>
-        <w:rPr>
-          <w:lang w:val="ru-BY"/>
-        </w:rPr>
-      </w:pPr>
-      <w:r>
-        <w:rPr>
-          <w:lang w:val="ru-BY"/>
-        </w:rPr>
+      </w:pPr>
+      <w:r>
         <w:t>Отсутствует соединение с сервером: приложение показывает кэшированные данные за прошлый сеанс и выдает предупреждение «Данные могут быть неактуальны».</w:t>
       </w:r>
     </w:p>
@@ -2535,37 +2495,27 @@
           <w:numId w:val="13"/>
         </w:numPr>
         <w:spacing w:after="0"/>
-        <w:rPr>
-          <w:lang w:val="ru-BY"/>
-        </w:rPr>
-      </w:pPr>
-      <w:r>
-        <w:rPr>
-          <w:lang w:val="ru-BY"/>
-        </w:rPr>
+      </w:pPr>
+      <w:r>
         <w:t>Произошла ошибка загрузки детализации: появляется кнопка «Повторить запрос».</w:t>
       </w:r>
     </w:p>
     <w:p>
       <w:pPr>
         <w:spacing w:after="0"/>
-        <w:rPr>
-          <w:lang w:val="ru-BY"/>
-        </w:rPr>
       </w:pPr>
       <w:r>
         <w:rPr>
           <w:noProof/>
-          <w:lang w:val="ru-BY"/>
         </w:rPr>
         <w:drawing>
-          <wp:anchor distT="0" distB="0" distL="114300" distR="114300" simplePos="0" relativeHeight="251658240" behindDoc="0" locked="0" layoutInCell="1" allowOverlap="1" wp14:anchorId="1AB0322E" wp14:editId="5CA79A67">
+          <wp:anchor distT="0" distB="0" distL="114300" distR="114300" simplePos="0" relativeHeight="251658240" behindDoc="0" locked="0" layoutInCell="1" allowOverlap="1" wp14:anchorId="1AB0322E" wp14:editId="33F5E911">
             <wp:simplePos x="0" y="0"/>
             <wp:positionH relativeFrom="column">
-              <wp:posOffset>2075815</wp:posOffset>
+              <wp:posOffset>2129155</wp:posOffset>
             </wp:positionH>
             <wp:positionV relativeFrom="paragraph">
-              <wp:posOffset>243840</wp:posOffset>
+              <wp:posOffset>22860</wp:posOffset>
             </wp:positionV>
             <wp:extent cx="3267075" cy="2686050"/>
             <wp:effectExtent l="19050" t="19050" r="28575" b="19050"/>
@@ -2617,27 +2567,20 @@
         <w:rPr>
           <w:b/>
           <w:bCs/>
-          <w:lang w:val="ru-BY"/>
         </w:rPr>
         <w:t>Постусловие:</w:t>
       </w:r>
       <w:r>
+        <w:t xml:space="preserve"> Пользователь получил полную информацию о своих расходах и текущих остатках пакетов.</w:t>
+      </w:r>
+    </w:p>
+    <w:p>
+      <w:pPr>
         <w:rPr>
-          <w:lang w:val="ru-BY"/>
+          <w:lang w:val="ru-RU"/>
         </w:rPr>
-        <w:t xml:space="preserve"> Пользователь получил полную информацию о своих расходах и текущих остатках пакетов.</w:t>
-      </w:r>
-    </w:p>
-    <w:p>
-      <w:pPr>
-        <w:rPr>
-          <w:lang w:val="en-US"/>
-        </w:rPr>
-      </w:pPr>
-      <w:r>
-        <w:rPr>
-          <w:lang w:val="ru-BY"/>
-        </w:rPr>
+      </w:pPr>
+      <w:r>
         <w:br w:type="page"/>
       </w:r>
     </w:p>
@@ -2657,11 +2600,6 @@
             <w:tcW w:w="4672" w:type="dxa"/>
           </w:tcPr>
           <w:p>
-            <w:pPr>
-              <w:rPr>
-                <w:lang w:val="ru-BY"/>
-              </w:rPr>
-            </w:pPr>
             <w:r>
               <w:rPr>
                 <w:lang w:val="ru-RU"/>
@@ -2676,11 +2614,6 @@
             <w:tcW w:w="4673" w:type="dxa"/>
           </w:tcPr>
           <w:p>
-            <w:pPr>
-              <w:rPr>
-                <w:lang w:val="ru-BY"/>
-              </w:rPr>
-            </w:pPr>
             <w:r>
               <w:rPr>
                 <w:lang w:val="ru-RU"/>
@@ -2696,11 +2629,6 @@
             <w:tcW w:w="4672" w:type="dxa"/>
           </w:tcPr>
           <w:p>
-            <w:pPr>
-              <w:rPr>
-                <w:lang w:val="ru-BY"/>
-              </w:rPr>
-            </w:pPr>
             <w:r>
               <w:rPr>
                 <w:lang w:val="ru-RU"/>
@@ -2714,11 +2642,6 @@
             <w:tcW w:w="4673" w:type="dxa"/>
           </w:tcPr>
           <w:p>
-            <w:pPr>
-              <w:rPr>
-                <w:lang w:val="ru-BY"/>
-              </w:rPr>
-            </w:pPr>
             <w:r>
               <w:t xml:space="preserve">Быстрая онлайн-выдача и активация </w:t>
             </w:r>
@@ -2739,11 +2662,6 @@
             <w:tcW w:w="4672" w:type="dxa"/>
           </w:tcPr>
           <w:p>
-            <w:pPr>
-              <w:rPr>
-                <w:lang w:val="ru-BY"/>
-              </w:rPr>
-            </w:pPr>
             <w:r>
               <w:rPr>
                 <w:lang w:val="ru-RU"/>
@@ -2757,11 +2675,6 @@
             <w:tcW w:w="4673" w:type="dxa"/>
           </w:tcPr>
           <w:p>
-            <w:pPr>
-              <w:rPr>
-                <w:lang w:val="ru-BY"/>
-              </w:rPr>
-            </w:pPr>
             <w:r>
               <w:t>Пользователь оформляет новый виртуальный номер телефона прямо в приложении без визита в физический салон связи.</w:t>
             </w:r>
@@ -2774,11 +2687,6 @@
             <w:tcW w:w="4672" w:type="dxa"/>
           </w:tcPr>
           <w:p>
-            <w:pPr>
-              <w:rPr>
-                <w:lang w:val="ru-BY"/>
-              </w:rPr>
-            </w:pPr>
             <w:r>
               <w:rPr>
                 <w:lang w:val="ru-RU"/>
@@ -2792,11 +2700,6 @@
             <w:tcW w:w="4673" w:type="dxa"/>
           </w:tcPr>
           <w:p>
-            <w:pPr>
-              <w:rPr>
-                <w:lang w:val="ru-BY"/>
-              </w:rPr>
-            </w:pPr>
             <w:r>
               <w:rPr>
                 <w:lang w:val="ru-RU"/>
@@ -2815,11 +2718,6 @@
             <w:tcW w:w="4672" w:type="dxa"/>
           </w:tcPr>
           <w:p>
-            <w:pPr>
-              <w:rPr>
-                <w:lang w:val="ru-BY"/>
-              </w:rPr>
-            </w:pPr>
             <w:r>
               <w:rPr>
                 <w:lang w:val="ru-RU"/>
@@ -2867,11 +2765,6 @@
             <w:tcW w:w="4672" w:type="dxa"/>
           </w:tcPr>
           <w:p>
-            <w:pPr>
-              <w:rPr>
-                <w:lang w:val="ru-BY"/>
-              </w:rPr>
-            </w:pPr>
             <w:r>
               <w:rPr>
                 <w:lang w:val="ru-RU"/>
@@ -2885,11 +2778,6 @@
             <w:tcW w:w="4673" w:type="dxa"/>
           </w:tcPr>
           <w:p>
-            <w:pPr>
-              <w:rPr>
-                <w:lang w:val="ru-BY"/>
-              </w:rPr>
-            </w:pPr>
             <w:r>
               <w:t>Алексею срочно понадобился второй номер для рабочих звонков.</w:t>
             </w:r>
@@ -2900,15 +2788,11 @@
     <w:p>
       <w:pPr>
         <w:spacing w:after="0"/>
-        <w:rPr>
-          <w:lang w:val="ru-BY"/>
-        </w:rPr>
       </w:pPr>
       <w:r>
         <w:rPr>
           <w:b/>
           <w:bCs/>
-          <w:lang w:val="ru-BY"/>
         </w:rPr>
         <w:t>Базовый сценарий:</w:t>
       </w:r>
@@ -2920,34 +2804,19 @@
           <w:numId w:val="14"/>
         </w:numPr>
         <w:spacing w:after="0"/>
-        <w:rPr>
-          <w:lang w:val="ru-BY"/>
-        </w:rPr>
-      </w:pPr>
-      <w:r>
-        <w:rPr>
-          <w:lang w:val="ru-BY"/>
-        </w:rPr>
+      </w:pPr>
+      <w:r>
         <w:t xml:space="preserve">Николай </w:t>
       </w:r>
       <w:r>
-        <w:rPr>
-          <w:lang w:val="ru-BY"/>
-        </w:rPr>
         <w:t xml:space="preserve">открывает приложение и нажимает «Стать абонентом / Получить </w:t>
       </w:r>
       <w:proofErr w:type="spellStart"/>
       <w:r>
-        <w:rPr>
-          <w:lang w:val="ru-BY"/>
-        </w:rPr>
         <w:t>eSIM</w:t>
       </w:r>
       <w:proofErr w:type="spellEnd"/>
       <w:r>
-        <w:rPr>
-          <w:lang w:val="ru-BY"/>
-        </w:rPr>
         <w:t>».</w:t>
       </w:r>
     </w:p>
@@ -2958,14 +2827,8 @@
           <w:numId w:val="14"/>
         </w:numPr>
         <w:spacing w:after="0"/>
-        <w:rPr>
-          <w:lang w:val="ru-BY"/>
-        </w:rPr>
-      </w:pPr>
-      <w:r>
-        <w:rPr>
-          <w:lang w:val="ru-BY"/>
-        </w:rPr>
+      </w:pPr>
+      <w:r>
         <w:t>Проходит быструю цифровую идентификацию (например, через банковский ID или сканирование паспорта).</w:t>
       </w:r>
     </w:p>
@@ -2976,14 +2839,8 @@
           <w:numId w:val="14"/>
         </w:numPr>
         <w:spacing w:after="0"/>
-        <w:rPr>
-          <w:lang w:val="ru-BY"/>
-        </w:rPr>
-      </w:pPr>
-      <w:r>
-        <w:rPr>
-          <w:lang w:val="ru-BY"/>
-        </w:rPr>
+      </w:pPr>
+      <w:r>
         <w:t>Подтверждает согласие с условиями договора и нажимает «Оформить».</w:t>
       </w:r>
     </w:p>
@@ -2994,28 +2851,16 @@
           <w:numId w:val="14"/>
         </w:numPr>
         <w:spacing w:after="0"/>
-        <w:rPr>
-          <w:lang w:val="ru-BY"/>
-        </w:rPr>
-      </w:pPr>
-      <w:r>
-        <w:rPr>
-          <w:lang w:val="ru-BY"/>
-        </w:rPr>
+      </w:pPr>
+      <w:r>
         <w:t xml:space="preserve">Система за пару секунд генерирует профиль </w:t>
       </w:r>
       <w:proofErr w:type="spellStart"/>
       <w:r>
-        <w:rPr>
-          <w:lang w:val="ru-BY"/>
-        </w:rPr>
         <w:t>eSIM</w:t>
       </w:r>
       <w:proofErr w:type="spellEnd"/>
       <w:r>
-        <w:rPr>
-          <w:lang w:val="ru-BY"/>
-        </w:rPr>
         <w:t>.</w:t>
       </w:r>
     </w:p>
@@ -3026,34 +2871,19 @@
           <w:numId w:val="14"/>
         </w:numPr>
         <w:spacing w:after="0"/>
-        <w:rPr>
-          <w:lang w:val="ru-BY"/>
-        </w:rPr>
-      </w:pPr>
-      <w:r>
-        <w:rPr>
-          <w:lang w:val="ru-BY"/>
-        </w:rPr>
+      </w:pPr>
+      <w:r>
         <w:t xml:space="preserve">Николай </w:t>
       </w:r>
       <w:r>
-        <w:rPr>
-          <w:lang w:val="ru-BY"/>
-        </w:rPr>
         <w:t xml:space="preserve">нажимает «Установить </w:t>
       </w:r>
       <w:proofErr w:type="spellStart"/>
       <w:r>
-        <w:rPr>
-          <w:lang w:val="ru-BY"/>
-        </w:rPr>
         <w:t>eSIM</w:t>
       </w:r>
       <w:proofErr w:type="spellEnd"/>
       <w:r>
-        <w:rPr>
-          <w:lang w:val="ru-BY"/>
-        </w:rPr>
         <w:t xml:space="preserve"> на это устройство».</w:t>
       </w:r>
     </w:p>
@@ -3064,29 +2894,19 @@
           <w:numId w:val="14"/>
         </w:numPr>
         <w:spacing w:after="0"/>
-        <w:rPr>
-          <w:lang w:val="ru-BY"/>
-        </w:rPr>
-      </w:pPr>
-      <w:r>
-        <w:rPr>
-          <w:lang w:val="ru-BY"/>
-        </w:rPr>
+      </w:pPr>
+      <w:r>
         <w:t>Телефон автоматически применяет настройки сети.</w:t>
       </w:r>
     </w:p>
     <w:p>
       <w:pPr>
         <w:spacing w:after="0"/>
-        <w:rPr>
-          <w:lang w:val="ru-BY"/>
-        </w:rPr>
       </w:pPr>
       <w:r>
         <w:rPr>
           <w:b/>
           <w:bCs/>
-          <w:lang w:val="ru-BY"/>
         </w:rPr>
         <w:t>Альтернативные сценарии:</w:t>
       </w:r>
@@ -3098,49 +2918,30 @@
           <w:numId w:val="15"/>
         </w:numPr>
         <w:spacing w:after="0"/>
-        <w:rPr>
-          <w:lang w:val="ru-BY"/>
-        </w:rPr>
-      </w:pPr>
-      <w:r>
-        <w:rPr>
-          <w:lang w:val="ru-BY"/>
-        </w:rPr>
+      </w:pPr>
+      <w:r>
         <w:t xml:space="preserve">Николай </w:t>
       </w:r>
       <w:r>
-        <w:rPr>
-          <w:lang w:val="ru-BY"/>
-        </w:rPr>
         <w:t xml:space="preserve">хочет установить </w:t>
       </w:r>
       <w:proofErr w:type="spellStart"/>
       <w:r>
-        <w:rPr>
-          <w:lang w:val="ru-BY"/>
-        </w:rPr>
         <w:t>eSIM</w:t>
       </w:r>
       <w:proofErr w:type="spellEnd"/>
       <w:r>
-        <w:rPr>
-          <w:lang w:val="ru-BY"/>
-        </w:rPr>
         <w:t xml:space="preserve"> на другой телефон: система выдает ему QR-код, который он сканирует камерой второго устройства.</w:t>
       </w:r>
     </w:p>
     <w:p>
       <w:pPr>
         <w:spacing w:after="0"/>
-        <w:rPr>
-          <w:lang w:val="ru-BY"/>
-        </w:rPr>
       </w:pPr>
       <w:r>
         <w:rPr>
           <w:b/>
           <w:bCs/>
-          <w:lang w:val="ru-BY"/>
         </w:rPr>
         <w:t>Исключительные сценарии:</w:t>
       </w:r>
@@ -3152,40 +2953,22 @@
           <w:numId w:val="16"/>
         </w:numPr>
         <w:spacing w:after="0"/>
-        <w:rPr>
-          <w:lang w:val="ru-BY"/>
-        </w:rPr>
-      </w:pPr>
-      <w:r>
-        <w:rPr>
-          <w:lang w:val="ru-BY"/>
-        </w:rPr>
+      </w:pPr>
+      <w:r>
         <w:t xml:space="preserve">Устройство </w:t>
       </w:r>
       <w:r>
-        <w:rPr>
-          <w:lang w:val="ru-BY"/>
-        </w:rPr>
         <w:t xml:space="preserve">Николая </w:t>
       </w:r>
       <w:r>
-        <w:rPr>
-          <w:lang w:val="ru-BY"/>
-        </w:rPr>
         <w:t xml:space="preserve">не поддерживает </w:t>
       </w:r>
       <w:proofErr w:type="spellStart"/>
       <w:r>
-        <w:rPr>
-          <w:lang w:val="ru-BY"/>
-        </w:rPr>
         <w:t>eSIM</w:t>
       </w:r>
       <w:proofErr w:type="spellEnd"/>
       <w:r>
-        <w:rPr>
-          <w:lang w:val="ru-BY"/>
-        </w:rPr>
         <w:t>: система выдает уведомление об этом на первом шаге и предлагает заказать доставку физической пластиковой SIM-карты курьером.</w:t>
       </w:r>
     </w:p>
@@ -3196,49 +2979,30 @@
           <w:numId w:val="16"/>
         </w:numPr>
         <w:spacing w:after="0"/>
-        <w:rPr>
-          <w:lang w:val="ru-BY"/>
-        </w:rPr>
-      </w:pPr>
-      <w:r>
-        <w:rPr>
-          <w:lang w:val="ru-BY"/>
-        </w:rPr>
+      </w:pPr>
+      <w:r>
         <w:t>Сбой идентификации личности: система просит переснять документ или обратиться в салон.</w:t>
       </w:r>
     </w:p>
     <w:p>
       <w:pPr>
         <w:spacing w:after="0"/>
-        <w:rPr>
-          <w:lang w:val="ru-BY"/>
-        </w:rPr>
       </w:pPr>
       <w:r>
         <w:rPr>
           <w:b/>
           <w:bCs/>
-          <w:lang w:val="ru-BY"/>
         </w:rPr>
         <w:t>Постусловие:</w:t>
       </w:r>
       <w:r>
-        <w:rPr>
-          <w:lang w:val="ru-BY"/>
-        </w:rPr>
         <w:t xml:space="preserve"> Новый номер активирован, пользователь может сразу совершать звонки и пользоваться интернетом.</w:t>
       </w:r>
     </w:p>
     <w:p>
-      <w:pPr>
-        <w:rPr>
-          <w:lang w:val="ru-BY"/>
-        </w:rPr>
-      </w:pPr>
       <w:r>
         <w:rPr>
           <w:noProof/>
-          <w:lang w:val="ru-BY"/>
         </w:rPr>
         <w:drawing>
           <wp:anchor distT="0" distB="0" distL="114300" distR="114300" simplePos="0" relativeHeight="251659264" behindDoc="0" locked="0" layoutInCell="1" allowOverlap="1" wp14:anchorId="2C4D1D62" wp14:editId="62827C45">
@@ -3296,9 +3060,6 @@
         </w:drawing>
       </w:r>
       <w:r>
-        <w:rPr>
-          <w:lang w:val="ru-BY"/>
-        </w:rPr>
         <w:br w:type="page"/>
       </w:r>
     </w:p>
@@ -3318,11 +3079,6 @@
             <w:tcW w:w="4672" w:type="dxa"/>
           </w:tcPr>
           <w:p>
-            <w:pPr>
-              <w:rPr>
-                <w:lang w:val="ru-BY"/>
-              </w:rPr>
-            </w:pPr>
             <w:r>
               <w:rPr>
                 <w:lang w:val="ru-RU"/>
@@ -3337,11 +3093,6 @@
             <w:tcW w:w="4673" w:type="dxa"/>
           </w:tcPr>
           <w:p>
-            <w:pPr>
-              <w:rPr>
-                <w:lang w:val="ru-BY"/>
-              </w:rPr>
-            </w:pPr>
             <w:r>
               <w:rPr>
                 <w:lang w:val="ru-RU"/>
@@ -3357,11 +3108,6 @@
             <w:tcW w:w="4672" w:type="dxa"/>
           </w:tcPr>
           <w:p>
-            <w:pPr>
-              <w:rPr>
-                <w:lang w:val="ru-BY"/>
-              </w:rPr>
-            </w:pPr>
             <w:r>
               <w:rPr>
                 <w:lang w:val="ru-RU"/>
@@ -3375,11 +3121,6 @@
             <w:tcW w:w="4673" w:type="dxa"/>
           </w:tcPr>
           <w:p>
-            <w:pPr>
-              <w:rPr>
-                <w:lang w:val="ru-BY"/>
-              </w:rPr>
-            </w:pPr>
             <w:r>
               <w:t>Настройка индивидуального тарифа в Конструкторе</w:t>
             </w:r>
@@ -3392,11 +3133,6 @@
             <w:tcW w:w="4672" w:type="dxa"/>
           </w:tcPr>
           <w:p>
-            <w:pPr>
-              <w:rPr>
-                <w:lang w:val="ru-BY"/>
-              </w:rPr>
-            </w:pPr>
             <w:r>
               <w:rPr>
                 <w:lang w:val="ru-RU"/>
@@ -3410,11 +3146,6 @@
             <w:tcW w:w="4673" w:type="dxa"/>
           </w:tcPr>
           <w:p>
-            <w:pPr>
-              <w:rPr>
-                <w:lang w:val="ru-BY"/>
-              </w:rPr>
-            </w:pPr>
             <w:r>
               <w:t>Пользователь самостоятельно собирает тарифный план, выбирая нужное количество гигабайтов, минут и дополнительных опций (например, безлимит на соцсети).</w:t>
             </w:r>
@@ -3427,11 +3158,6 @@
             <w:tcW w:w="4672" w:type="dxa"/>
           </w:tcPr>
           <w:p>
-            <w:pPr>
-              <w:rPr>
-                <w:lang w:val="ru-BY"/>
-              </w:rPr>
-            </w:pPr>
             <w:r>
               <w:rPr>
                 <w:lang w:val="ru-RU"/>
@@ -3474,11 +3200,6 @@
             <w:tcW w:w="4672" w:type="dxa"/>
           </w:tcPr>
           <w:p>
-            <w:pPr>
-              <w:rPr>
-                <w:lang w:val="ru-BY"/>
-              </w:rPr>
-            </w:pPr>
             <w:r>
               <w:rPr>
                 <w:lang w:val="ru-RU"/>
@@ -3518,11 +3239,6 @@
             <w:tcW w:w="4672" w:type="dxa"/>
           </w:tcPr>
           <w:p>
-            <w:pPr>
-              <w:rPr>
-                <w:lang w:val="ru-BY"/>
-              </w:rPr>
-            </w:pPr>
             <w:r>
               <w:rPr>
                 <w:lang w:val="ru-RU"/>
@@ -3536,11 +3252,6 @@
             <w:tcW w:w="4673" w:type="dxa"/>
           </w:tcPr>
           <w:p>
-            <w:pPr>
-              <w:rPr>
-                <w:lang w:val="ru-BY"/>
-              </w:rPr>
-            </w:pPr>
             <w:r>
               <w:t>Алине не хватает стандартного пакета интернета, и она не хочет платить за лишние звонки.</w:t>
             </w:r>
@@ -3554,22 +3265,17 @@
         <w:rPr>
           <w:b/>
           <w:bCs/>
-          <w:lang w:val="ru-BY"/>
         </w:rPr>
       </w:pPr>
     </w:p>
     <w:p>
       <w:pPr>
         <w:spacing w:after="0"/>
-        <w:rPr>
-          <w:lang w:val="ru-BY"/>
-        </w:rPr>
       </w:pPr>
       <w:r>
         <w:rPr>
           <w:b/>
           <w:bCs/>
-          <w:lang w:val="ru-BY"/>
         </w:rPr>
         <w:t>Базовый сценарий:</w:t>
       </w:r>
@@ -3581,20 +3287,11 @@
           <w:numId w:val="17"/>
         </w:numPr>
         <w:spacing w:after="0"/>
-        <w:rPr>
-          <w:lang w:val="ru-BY"/>
-        </w:rPr>
-      </w:pPr>
-      <w:r>
-        <w:rPr>
-          <w:lang w:val="ru-BY"/>
-        </w:rPr>
+      </w:pPr>
+      <w:r>
         <w:t>Алексей</w:t>
       </w:r>
       <w:r>
-        <w:rPr>
-          <w:lang w:val="ru-BY"/>
-        </w:rPr>
         <w:t xml:space="preserve"> переходит в раздел «Мой тариф» и нажимает «Настроить в Конструкторе».</w:t>
       </w:r>
     </w:p>
@@ -3605,14 +3302,8 @@
           <w:numId w:val="17"/>
         </w:numPr>
         <w:spacing w:after="0"/>
-        <w:rPr>
-          <w:lang w:val="ru-BY"/>
-        </w:rPr>
-      </w:pPr>
-      <w:r>
-        <w:rPr>
-          <w:lang w:val="ru-BY"/>
-        </w:rPr>
+      </w:pPr>
+      <w:r>
         <w:t>С помощью ползунка она увеличивает объем интернета до максимума (например, 50 ГБ или Безлимит).</w:t>
       </w:r>
     </w:p>
@@ -3623,14 +3314,8 @@
           <w:numId w:val="17"/>
         </w:numPr>
         <w:spacing w:after="0"/>
-        <w:rPr>
-          <w:lang w:val="ru-BY"/>
-        </w:rPr>
-      </w:pPr>
-      <w:r>
-        <w:rPr>
-          <w:lang w:val="ru-BY"/>
-        </w:rPr>
+      </w:pPr>
+      <w:r>
         <w:t>С помощью второго ползунка уменьшает количество минут до минимума.</w:t>
       </w:r>
     </w:p>
@@ -3641,14 +3326,8 @@
           <w:numId w:val="17"/>
         </w:numPr>
         <w:spacing w:after="0"/>
-        <w:rPr>
-          <w:lang w:val="ru-BY"/>
-        </w:rPr>
-      </w:pPr>
-      <w:r>
-        <w:rPr>
-          <w:lang w:val="ru-BY"/>
-        </w:rPr>
+      </w:pPr>
+      <w:r>
         <w:t>В блоке дополнительных услуг отмечает галочкой «Безлимит на соцсети и видео».</w:t>
       </w:r>
     </w:p>
@@ -3659,14 +3338,8 @@
           <w:numId w:val="17"/>
         </w:numPr>
         <w:spacing w:after="0"/>
-        <w:rPr>
-          <w:lang w:val="ru-BY"/>
-        </w:rPr>
-      </w:pPr>
-      <w:r>
-        <w:rPr>
-          <w:lang w:val="ru-BY"/>
-        </w:rPr>
+      </w:pPr>
+      <w:r>
         <w:t>Система динамически пересчитывает и показывает новую итоговую стоимость тарифа за месяц.</w:t>
       </w:r>
     </w:p>
@@ -3677,20 +3350,11 @@
           <w:numId w:val="17"/>
         </w:numPr>
         <w:spacing w:after="0"/>
-        <w:rPr>
-          <w:lang w:val="ru-BY"/>
-        </w:rPr>
-      </w:pPr>
-      <w:r>
-        <w:rPr>
-          <w:lang w:val="ru-BY"/>
-        </w:rPr>
+      </w:pPr>
+      <w:r>
         <w:t>Алексей</w:t>
       </w:r>
       <w:r>
-        <w:rPr>
-          <w:lang w:val="ru-BY"/>
-        </w:rPr>
         <w:t xml:space="preserve"> нажимает «Применить тариф».</w:t>
       </w:r>
     </w:p>
@@ -3701,29 +3365,19 @@
           <w:numId w:val="17"/>
         </w:numPr>
         <w:spacing w:after="0"/>
-        <w:rPr>
-          <w:lang w:val="ru-BY"/>
-        </w:rPr>
-      </w:pPr>
-      <w:r>
-        <w:rPr>
-          <w:lang w:val="ru-BY"/>
-        </w:rPr>
+      </w:pPr>
+      <w:r>
         <w:t>Система списывает средства и обновляет пакеты услуг.</w:t>
       </w:r>
     </w:p>
     <w:p>
       <w:pPr>
         <w:spacing w:after="0"/>
-        <w:rPr>
-          <w:lang w:val="ru-BY"/>
-        </w:rPr>
       </w:pPr>
       <w:r>
         <w:rPr>
           <w:b/>
           <w:bCs/>
-          <w:lang w:val="ru-BY"/>
         </w:rPr>
         <w:t>Альтернативные сценарии:</w:t>
       </w:r>
@@ -3735,35 +3389,22 @@
           <w:numId w:val="18"/>
         </w:numPr>
         <w:spacing w:after="0"/>
-        <w:rPr>
-          <w:lang w:val="ru-BY"/>
-        </w:rPr>
-      </w:pPr>
-      <w:r>
-        <w:rPr>
-          <w:lang w:val="ru-BY"/>
-        </w:rPr>
+      </w:pPr>
+      <w:r>
         <w:t>Алексей</w:t>
       </w:r>
       <w:r>
-        <w:rPr>
-          <w:lang w:val="ru-BY"/>
-        </w:rPr>
         <w:t xml:space="preserve"> видит, что собранный тариф получается слишком дорогим, и решает убрать опцию «Безлимит на видео», чтобы снизить цену перед подтверждением.</w:t>
       </w:r>
     </w:p>
     <w:p>
       <w:pPr>
         <w:spacing w:after="0"/>
-        <w:rPr>
-          <w:lang w:val="ru-BY"/>
-        </w:rPr>
       </w:pPr>
       <w:r>
         <w:rPr>
           <w:b/>
           <w:bCs/>
-          <w:lang w:val="ru-BY"/>
         </w:rPr>
         <w:t>Исключительные сценарии:</w:t>
       </w:r>
@@ -3775,26 +3416,14 @@
           <w:numId w:val="19"/>
         </w:numPr>
         <w:spacing w:after="0"/>
-        <w:rPr>
-          <w:lang w:val="ru-BY"/>
-        </w:rPr>
-      </w:pPr>
-      <w:r>
-        <w:rPr>
-          <w:lang w:val="ru-BY"/>
-        </w:rPr>
+      </w:pPr>
+      <w:r>
         <w:t>На балансе</w:t>
       </w:r>
       <w:r>
-        <w:rPr>
-          <w:lang w:val="ru-BY"/>
-        </w:rPr>
         <w:t xml:space="preserve"> Алексея</w:t>
       </w:r>
       <w:r>
-        <w:rPr>
-          <w:lang w:val="ru-BY"/>
-        </w:rPr>
         <w:t xml:space="preserve"> недостаточно средств для активации нового тарифа: система сохраняет сборку как черновик и предлагает пополнить счет.</w:t>
       </w:r>
     </w:p>
@@ -3805,62 +3434,35 @@
           <w:numId w:val="19"/>
         </w:numPr>
         <w:spacing w:after="0"/>
-        <w:rPr>
-          <w:lang w:val="ru-BY"/>
-        </w:rPr>
-      </w:pPr>
-      <w:r>
-        <w:rPr>
-          <w:lang w:val="ru-BY"/>
-        </w:rPr>
+      </w:pPr>
+      <w:r>
         <w:t>Технический сбой биллинга: появляется сообщение «Не удалось применить тариф, попробуйте через 5 минут», старые условия связи сохраняются.</w:t>
       </w:r>
     </w:p>
     <w:p>
       <w:pPr>
         <w:spacing w:after="0"/>
-        <w:rPr>
-          <w:lang w:val="ru-BY"/>
-        </w:rPr>
       </w:pPr>
       <w:r>
         <w:rPr>
           <w:b/>
           <w:bCs/>
-          <w:lang w:val="ru-BY"/>
         </w:rPr>
         <w:t>Постусловие:</w:t>
       </w:r>
       <w:r>
-        <w:rPr>
-          <w:lang w:val="ru-BY"/>
-        </w:rPr>
         <w:t xml:space="preserve"> Тарифный план пользователя успешно изменен согласно его индивидуальным настройкам</w:t>
       </w:r>
     </w:p>
     <w:p>
-      <w:pPr>
-        <w:rPr>
-          <w:lang w:val="ru-BY"/>
-        </w:rPr>
-      </w:pPr>
-      <w:r>
-        <w:rPr>
-          <w:lang w:val="ru-BY"/>
-        </w:rPr>
+      <w:r>
         <w:br w:type="page"/>
       </w:r>
     </w:p>
     <w:p>
-      <w:pPr>
-        <w:rPr>
-          <w:lang w:val="ru-BY"/>
-        </w:rPr>
-      </w:pPr>
       <w:r>
         <w:rPr>
           <w:noProof/>
-          <w:lang w:val="ru-BY"/>
         </w:rPr>
         <w:lastRenderedPageBreak/>
         <w:drawing>
@@ -7177,6 +6779,7 @@
   <w:style w:type="character" w:default="1" w:styleId="a0">
     <w:name w:val="Default Paragraph Font"/>
     <w:uiPriority w:val="1"/>
+    <w:semiHidden/>
     <w:unhideWhenUsed/>
   </w:style>
   <w:style w:type="table" w:default="1" w:styleId="a1">
